--- a/app/drafts/2026-08-events-dc-community-grant-goodsports.docx
+++ b/app/drafts/2026-08-events-dc-community-grant-goodsports.docx
@@ -1709,349 +1709,15 @@
         <w:t xml:space="preserve">[ ] Agency-specific attachment: confirm from the FY2026 Community Grant Program guidelines once the application portal is reviewed directly</w:t>
       </w:r>
     </w:p>
+    <w:p>
+      <w:pPr>
+        <w:pStyle w:val="BodyText"/>
+      </w:pPr>
+      <w:r>
+        <w:t xml:space="preserve">GOODProjects, Inc. | 996 Maine Avenue SW, Suite 208, Washington, DC 20024 | EIN 81-1491594 | grants@goodprojects.org</w:t>
+      </w:r>
+    </w:p>
     <w:bookmarkEnd w:id="28"/>
-    <w:bookmarkStart w:id="29" w:name="pre-submission-qa-gate"/>
-    <w:p>
-      <w:pPr>
-        <w:pStyle w:val="Heading2"/>
-      </w:pPr>
-      <w:r>
-        <w:t xml:space="preserve">PRE-SUBMISSION QA GATE</w:t>
-      </w:r>
-    </w:p>
-    <w:p>
-      <w:pPr>
-        <w:numPr>
-          <w:ilvl w:val="0"/>
-          <w:numId w:val="1001"/>
-        </w:numPr>
-        <w:pStyle w:val="Compact"/>
-      </w:pPr>
-      <w:r>
-        <w:rPr>
-          <w:bCs/>
-          <w:b/>
-        </w:rPr>
-        <w:t xml:space="preserve">01.</w:t>
-      </w:r>
-      <w:r>
-        <w:t xml:space="preserve"> </w:t>
-      </w:r>
-      <w:r>
-        <w:t xml:space="preserve">[x] All placeholders filled with real, verified figures</w:t>
-      </w:r>
-    </w:p>
-    <w:p>
-      <w:pPr>
-        <w:numPr>
-          <w:ilvl w:val="0"/>
-          <w:numId w:val="1001"/>
-        </w:numPr>
-        <w:pStyle w:val="Compact"/>
-      </w:pPr>
-      <w:r>
-        <w:rPr>
-          <w:bCs/>
-          <w:b/>
-        </w:rPr>
-        <w:t xml:space="preserve">02.</w:t>
-      </w:r>
-      <w:r>
-        <w:t xml:space="preserve"> </w:t>
-      </w:r>
-      <w:r>
-        <w:t xml:space="preserve">[x] Funder ask ($18,000) is within Events DC’s confirmed $2,500 to $25,000 range</w:t>
-      </w:r>
-    </w:p>
-    <w:p>
-      <w:pPr>
-        <w:numPr>
-          <w:ilvl w:val="0"/>
-          <w:numId w:val="1001"/>
-        </w:numPr>
-        <w:pStyle w:val="Compact"/>
-      </w:pPr>
-      <w:r>
-        <w:rPr>
-          <w:bCs/>
-          <w:b/>
-        </w:rPr>
-        <w:t xml:space="preserve">03.</w:t>
-      </w:r>
-      <w:r>
-        <w:t xml:space="preserve"> </w:t>
-      </w:r>
-      <w:r>
-        <w:t xml:space="preserve">[x] Budget total matches the headline ask</w:t>
-      </w:r>
-    </w:p>
-    <w:p>
-      <w:pPr>
-        <w:numPr>
-          <w:ilvl w:val="0"/>
-          <w:numId w:val="1001"/>
-        </w:numPr>
-        <w:pStyle w:val="Compact"/>
-      </w:pPr>
-      <w:r>
-        <w:rPr>
-          <w:bCs/>
-          <w:b/>
-        </w:rPr>
-        <w:t xml:space="preserve">04.</w:t>
-      </w:r>
-      <w:r>
-        <w:t xml:space="preserve"> </w:t>
-      </w:r>
-      <w:r>
-        <w:t xml:space="preserve">[ ] Business License and MORCA registration not yet confirmed. Do not submit without them (see DLCP path above)</w:t>
-      </w:r>
-    </w:p>
-    <w:p>
-      <w:pPr>
-        <w:numPr>
-          <w:ilvl w:val="0"/>
-          <w:numId w:val="1001"/>
-        </w:numPr>
-        <w:pStyle w:val="Compact"/>
-      </w:pPr>
-      <w:r>
-        <w:rPr>
-          <w:bCs/>
-          <w:b/>
-        </w:rPr>
-        <w:t xml:space="preserve">05.</w:t>
-      </w:r>
-      <w:r>
-        <w:t xml:space="preserve"> </w:t>
-      </w:r>
-      <w:r>
-        <w:t xml:space="preserve">[x] No Cara Adams in the staffing section</w:t>
-      </w:r>
-    </w:p>
-    <w:p>
-      <w:pPr>
-        <w:numPr>
-          <w:ilvl w:val="0"/>
-          <w:numId w:val="1001"/>
-        </w:numPr>
-        <w:pStyle w:val="Compact"/>
-      </w:pPr>
-      <w:r>
-        <w:rPr>
-          <w:bCs/>
-          <w:b/>
-        </w:rPr>
-        <w:t xml:space="preserve">06.</w:t>
-      </w:r>
-      <w:r>
-        <w:t xml:space="preserve"> </w:t>
-      </w:r>
-      <w:r>
-        <w:t xml:space="preserve">[x] Address reads: 996 Maine Avenue SW, Suite 208, Washington, DC 20024 (add to signature block before submission)</w:t>
-      </w:r>
-    </w:p>
-    <w:p>
-      <w:pPr>
-        <w:numPr>
-          <w:ilvl w:val="0"/>
-          <w:numId w:val="1001"/>
-        </w:numPr>
-        <w:pStyle w:val="Compact"/>
-      </w:pPr>
-      <w:r>
-        <w:rPr>
-          <w:bCs/>
-          <w:b/>
-        </w:rPr>
-        <w:t xml:space="preserve">07.</w:t>
-      </w:r>
-      <w:r>
-        <w:t xml:space="preserve"> </w:t>
-      </w:r>
-      <w:r>
-        <w:t xml:space="preserve">[x] Geography confirmed: Ward 6, James Creek / Syphax Gardens / Greenleaf</w:t>
-      </w:r>
-    </w:p>
-    <w:p>
-      <w:pPr>
-        <w:numPr>
-          <w:ilvl w:val="0"/>
-          <w:numId w:val="1001"/>
-        </w:numPr>
-        <w:pStyle w:val="Compact"/>
-      </w:pPr>
-      <w:r>
-        <w:rPr>
-          <w:bCs/>
-          <w:b/>
-        </w:rPr>
-        <w:t xml:space="preserve">08.</w:t>
-      </w:r>
-      <w:r>
-        <w:t xml:space="preserve"> </w:t>
-      </w:r>
-      <w:r>
-        <w:t xml:space="preserve">[x] Executive summary tailored to Events DC’s youth sports priority</w:t>
-      </w:r>
-    </w:p>
-    <w:p>
-      <w:pPr>
-        <w:numPr>
-          <w:ilvl w:val="0"/>
-          <w:numId w:val="1001"/>
-        </w:numPr>
-        <w:pStyle w:val="Compact"/>
-      </w:pPr>
-      <w:r>
-        <w:rPr>
-          <w:bCs/>
-          <w:b/>
-        </w:rPr>
-        <w:t xml:space="preserve">09.</w:t>
-      </w:r>
-      <w:r>
-        <w:t xml:space="preserve"> </w:t>
-      </w:r>
-      <w:r>
-        <w:t xml:space="preserve">[x] Proof metrics chosen (GOODSports academic and SEL targets) match the funder’s domain</w:t>
-      </w:r>
-    </w:p>
-    <w:p>
-      <w:pPr>
-        <w:numPr>
-          <w:ilvl w:val="0"/>
-          <w:numId w:val="1001"/>
-        </w:numPr>
-        <w:pStyle w:val="Compact"/>
-      </w:pPr>
-      <w:r>
-        <w:rPr>
-          <w:bCs/>
-          <w:b/>
-        </w:rPr>
-        <w:t xml:space="preserve">10.</w:t>
-      </w:r>
-      <w:r>
-        <w:t xml:space="preserve"> </w:t>
-      </w:r>
-      <w:r>
-        <w:t xml:space="preserve">[x] All dates valid and inside the project period</w:t>
-      </w:r>
-    </w:p>
-    <w:p>
-      <w:pPr>
-        <w:numPr>
-          <w:ilvl w:val="0"/>
-          <w:numId w:val="1001"/>
-        </w:numPr>
-        <w:pStyle w:val="Compact"/>
-      </w:pPr>
-      <w:r>
-        <w:rPr>
-          <w:bCs/>
-          <w:b/>
-        </w:rPr>
-        <w:t xml:space="preserve">11.</w:t>
-      </w:r>
-      <w:r>
-        <w:t xml:space="preserve"> </w:t>
-      </w:r>
-      <w:r>
-        <w:t xml:space="preserve">[ ] Attachments not yet assembled into final submission package</w:t>
-      </w:r>
-    </w:p>
-    <w:p>
-      <w:pPr>
-        <w:numPr>
-          <w:ilvl w:val="0"/>
-          <w:numId w:val="1001"/>
-        </w:numPr>
-        <w:pStyle w:val="Compact"/>
-      </w:pPr>
-      <w:r>
-        <w:rPr>
-          <w:bCs/>
-          <w:b/>
-        </w:rPr>
-        <w:t xml:space="preserve">12.</w:t>
-      </w:r>
-      <w:r>
-        <w:t xml:space="preserve"> </w:t>
-      </w:r>
-      <w:r>
-        <w:t xml:space="preserve">[ ] Darius Baxter has not yet signed; route through Neo first</w:t>
-      </w:r>
-    </w:p>
-    <w:p>
-      <w:pPr>
-        <w:numPr>
-          <w:ilvl w:val="0"/>
-          <w:numId w:val="1001"/>
-        </w:numPr>
-        <w:pStyle w:val="Compact"/>
-      </w:pPr>
-      <w:r>
-        <w:rPr>
-          <w:bCs/>
-          <w:b/>
-        </w:rPr>
-        <w:t xml:space="preserve">13.</w:t>
-      </w:r>
-      <w:r>
-        <w:t xml:space="preserve"> </w:t>
-      </w:r>
-      <w:r>
-        <w:t xml:space="preserve">[x] Humanize pass completed (no em or en dashes, no significance inflation, no vague attributions)</w:t>
-      </w:r>
-    </w:p>
-    <w:p>
-      <w:pPr>
-        <w:numPr>
-          <w:ilvl w:val="0"/>
-          <w:numId w:val="1001"/>
-        </w:numPr>
-        <w:pStyle w:val="Compact"/>
-      </w:pPr>
-      <w:r>
-        <w:rPr>
-          <w:bCs/>
-          <w:b/>
-        </w:rPr>
-        <w:t xml:space="preserve">14.</w:t>
-      </w:r>
-      <w:r>
-        <w:t xml:space="preserve"> </w:t>
-      </w:r>
-      <w:r>
-        <w:t xml:space="preserve">[x] PDF generated:</w:t>
-      </w:r>
-      <w:r>
-        <w:t xml:space="preserve"> </w:t>
-      </w:r>
-      <w:r>
-        <w:rPr>
-          <w:rStyle w:val="VerbatimChar"/>
-        </w:rPr>
-        <w:t xml:space="preserve">2026-08-events-dc-community-grant-goodsports.pdf</w:t>
-      </w:r>
-    </w:p>
-    <w:p>
-      <w:r>
-        <w:pict>
-          <v:rect style="width:0;height:1.5pt" o:hralign="center" o:hrstd="t" o:hr="t"/>
-        </w:pict>
-      </w:r>
-    </w:p>
-    <w:p>
-      <w:pPr>
-        <w:pStyle w:val="FirstParagraph"/>
-      </w:pPr>
-      <w:r>
-        <w:t xml:space="preserve">GOODProjects, Inc. | 996 Maine Avenue SW, Suite 208, Washington, DC 20024 | EIN 81-1491594 | grants@goodprojects.org</w:t>
-      </w:r>
-    </w:p>
-    <w:bookmarkEnd w:id="29"/>
     <w:sectPr/>
   </w:body>
 </w:document>
@@ -2158,87 +1824,8 @@
       </w:pPr>
     </w:lvl>
   </w:abstractNum>
-  <w:abstractNum w:abstractNumId="991">
-    <w:nsid w:val="A991"/>
-    <w:multiLevelType w:val="multilevel"/>
-    <w:lvl w:ilvl="0">
-      <w:numFmt w:val="bullet"/>
-      <w:lvlText w:val="•"/>
-      <w:lvlJc w:val="left"/>
-      <w:pPr>
-        <w:ind w:left="720" w:hanging="480"/>
-      </w:pPr>
-    </w:lvl>
-    <w:lvl w:ilvl="1">
-      <w:numFmt w:val="bullet"/>
-      <w:lvlText w:val="–"/>
-      <w:lvlJc w:val="left"/>
-      <w:pPr>
-        <w:ind w:left="1440" w:hanging="480"/>
-      </w:pPr>
-    </w:lvl>
-    <w:lvl w:ilvl="2">
-      <w:numFmt w:val="bullet"/>
-      <w:lvlText w:val="•"/>
-      <w:lvlJc w:val="left"/>
-      <w:pPr>
-        <w:ind w:left="2160" w:hanging="480"/>
-      </w:pPr>
-    </w:lvl>
-    <w:lvl w:ilvl="3">
-      <w:numFmt w:val="bullet"/>
-      <w:lvlText w:val="–"/>
-      <w:lvlJc w:val="left"/>
-      <w:pPr>
-        <w:ind w:left="2880" w:hanging="480"/>
-      </w:pPr>
-    </w:lvl>
-    <w:lvl w:ilvl="4">
-      <w:numFmt w:val="bullet"/>
-      <w:lvlText w:val="•"/>
-      <w:lvlJc w:val="left"/>
-      <w:pPr>
-        <w:ind w:left="3600" w:hanging="480"/>
-      </w:pPr>
-    </w:lvl>
-    <w:lvl w:ilvl="5">
-      <w:numFmt w:val="bullet"/>
-      <w:lvlText w:val="–"/>
-      <w:lvlJc w:val="left"/>
-      <w:pPr>
-        <w:ind w:left="4320" w:hanging="480"/>
-      </w:pPr>
-    </w:lvl>
-    <w:lvl w:ilvl="6">
-      <w:numFmt w:val="bullet"/>
-      <w:lvlText w:val="•"/>
-      <w:lvlJc w:val="left"/>
-      <w:pPr>
-        <w:ind w:left="5040" w:hanging="480"/>
-      </w:pPr>
-    </w:lvl>
-    <w:lvl w:ilvl="7">
-      <w:numFmt w:val="bullet"/>
-      <w:lvlText w:val="–"/>
-      <w:lvlJc w:val="left"/>
-      <w:pPr>
-        <w:ind w:left="5760" w:hanging="480"/>
-      </w:pPr>
-    </w:lvl>
-    <w:lvl w:ilvl="8">
-      <w:numFmt w:val="bullet"/>
-      <w:lvlText w:val="•"/>
-      <w:lvlJc w:val="left"/>
-      <w:pPr>
-        <w:ind w:left="6480" w:hanging="480"/>
-      </w:pPr>
-    </w:lvl>
-  </w:abstractNum>
   <w:num w:numId="1000">
     <w:abstractNumId w:val="990"/>
-  </w:num>
-  <w:num w:numId="1001">
-    <w:abstractNumId w:val="991"/>
   </w:num>
 </w:numbering>
 </file>
